--- a/docs/Shareholding/BitWealth_SHA_v1.docx
+++ b/docs/Shareholding/BitWealth_SHA_v1.docx
@@ -1,6 +1,6 @@
 
 <file path=word/document.xml><?xml version="1.0" encoding="utf-8"?>
-<w:document xmlns:wpc="http://schemas.microsoft.com/office/word/2010/wordprocessingCanvas" xmlns:cx="http://schemas.microsoft.com/office/drawing/2014/chartex" xmlns:cx1="http://schemas.microsoft.com/office/drawing/2015/9/8/chartex" xmlns:cx2="http://schemas.microsoft.com/office/drawing/2015/10/21/chartex" xmlns:cx3="http://schemas.microsoft.com/office/drawing/2016/5/9/chartex" xmlns:cx4="http://schemas.microsoft.com/office/drawing/2016/5/10/chartex" xmlns:cx5="http://schemas.microsoft.com/office/drawing/2016/5/11/chartex" xmlns:cx6="http://schemas.microsoft.com/office/drawing/2016/5/12/chartex" xmlns:cx7="http://schemas.microsoft.com/office/drawing/2016/5/13/chartex" xmlns:cx8="http://schemas.microsoft.com/office/drawing/2016/5/14/chartex" xmlns:mc="http://schemas.openxmlformats.org/markup-compatibility/2006" xmlns:aink="http://schemas.microsoft.com/office/drawing/2016/ink" xmlns:am3d="http://schemas.microsoft.com/office/drawing/2017/model3d" xmlns:o="urn:schemas-microsoft-com:office:office" xmlns:oel="http://schemas.microsoft.com/office/2019/extlst" xmlns:r="http://schemas.openxmlformats.org/officeDocument/2006/relationships" xmlns:m="http://schemas.openxmlformats.org/officeDocument/2006/math" xmlns:v="urn:schemas-microsoft-com:vml" xmlns:wp14="http://schemas.microsoft.com/office/word/2010/wordprocessingDrawing" xmlns:wp="http://schemas.openxmlformats.org/drawingml/2006/wordprocessingDrawing" xmlns:w10="urn:schemas-microsoft-com:office:word" xmlns:w="http://schemas.openxmlformats.org/wordprocessingml/2006/main" xmlns:w14="http://schemas.microsoft.com/office/word/2010/wordml" xmlns:w15="http://schemas.microsoft.com/office/word/2012/wordml" xmlns:w16cex="http://schemas.microsoft.com/office/word/2018/wordml/cex" xmlns:w16cid="http://schemas.microsoft.com/office/word/2016/wordml/cid" xmlns:w16="http://schemas.microsoft.com/office/word/2018/wordml" xmlns:w16du="http://schemas.microsoft.com/office/word/2023/wordml/word16du" xmlns:w16sdtdh="http://schemas.microsoft.com/office/word/2020/wordml/sdtdatahash" xmlns:w16sdtfl="http://schemas.microsoft.com/office/word/2024/wordml/sdtformatlock" xmlns:w16se="http://schemas.microsoft.com/office/word/2015/wordml/symex" xmlns:wpg="http://schemas.microsoft.com/office/word/2010/wordprocessingGroup" xmlns:wpi="http://schemas.microsoft.com/office/word/2010/wordprocessingInk" xmlns:wne="http://schemas.microsoft.com/office/word/2006/wordml" xmlns:wps="http://schemas.microsoft.com/office/word/2010/wordprocessingShape" mc:Ignorable="w14 w15 w16se w16cid w16 w16cex w16sdtdh w16sdtfl w16du wp14">
+<w:document xmlns:wpc="http://schemas.microsoft.com/office/word/2010/wordprocessingCanvas" xmlns:cx="http://schemas.microsoft.com/office/drawing/2014/chartex" xmlns:cx1="http://schemas.microsoft.com/office/drawing/2015/9/8/chartex" xmlns:cx2="http://schemas.microsoft.com/office/drawing/2015/10/21/chartex" xmlns:cx3="http://schemas.microsoft.com/office/drawing/2016/5/9/chartex" xmlns:cx4="http://schemas.microsoft.com/office/drawing/2016/5/10/chartex" xmlns:cx5="http://schemas.microsoft.com/office/drawing/2016/5/11/chartex" xmlns:cx6="http://schemas.microsoft.com/office/drawing/2016/5/12/chartex" xmlns:cx7="http://schemas.microsoft.com/office/drawing/2016/5/13/chartex" xmlns:cx8="http://schemas.microsoft.com/office/drawing/2016/5/14/chartex" xmlns:mc="http://schemas.openxmlformats.org/markup-compatibility/2006" xmlns:aink="http://schemas.microsoft.com/office/drawing/2016/ink" xmlns:am3d="http://schemas.microsoft.com/office/drawing/2017/model3d" xmlns:o="urn:schemas-microsoft-com:office:office" xmlns:oel="http://schemas.microsoft.com/office/2019/extlst" xmlns:r="http://schemas.openxmlformats.org/officeDocument/2006/relationships" xmlns:m="http://schemas.openxmlformats.org/officeDocument/2006/math" xmlns:v="urn:schemas-microsoft-com:vml" xmlns:wp14="http://schemas.microsoft.com/office/word/2010/wordprocessingDrawing" xmlns:wp="http://schemas.openxmlformats.org/drawingml/2006/wordprocessingDrawing" xmlns:w10="urn:schemas-microsoft-com:office:word" xmlns:w="http://schemas.openxmlformats.org/wordprocessingml/2006/main" xmlns:w14="http://schemas.microsoft.com/office/word/2010/wordml" xmlns:w15="http://schemas.microsoft.com/office/word/2012/wordml" xmlns:w16cei="http://schemas.microsoft.com/office/word/2026/wordml/cei" xmlns:w16cex="http://schemas.microsoft.com/office/word/2018/wordml/cex" xmlns:w16cid="http://schemas.microsoft.com/office/word/2016/wordml/cid" xmlns:w16="http://schemas.microsoft.com/office/word/2018/wordml" xmlns:w16du="http://schemas.microsoft.com/office/word/2023/wordml/word16du" xmlns:w16sdtdh="http://schemas.microsoft.com/office/word/2020/wordml/sdtdatahash" xmlns:w16sdtfl="http://schemas.microsoft.com/office/word/2024/wordml/sdtformatlock" xmlns:w16se="http://schemas.microsoft.com/office/word/2015/wordml/symex" xmlns:wpg="http://schemas.microsoft.com/office/word/2010/wordprocessingGroup" xmlns:wpi="http://schemas.microsoft.com/office/word/2010/wordprocessingInk" xmlns:wne="http://schemas.microsoft.com/office/word/2006/wordml" xmlns:wps="http://schemas.microsoft.com/office/word/2010/wordprocessingShape" mc:Ignorable="w14 w15 w16se w16cid w16 w16cex w16sdtdh w16sdtfl w16du wp14">
   <w:body>
     <w:p>
       <w:pPr>
@@ -66,20 +66,6 @@
     </w:p>
     <w:p>
       <w:pPr>
-        <w:spacing w:before="80"/>
-        <w:jc w:val="center"/>
-      </w:pPr>
-      <w:r>
-        <w:rPr>
-          <w:b/>
-          <w:color w:val="B71C1C"/>
-          <w:sz w:val="18"/>
-        </w:rPr>
-        <w:t>THIS AGREEMENT HAS NOT BEEN REVIEWED BY AN ATTORNEY. IT IS PROVIDED AS A WORKING DRAFT BASED ON THE TERMS AGREED IN THE PARTIES’ SIGNED EQUITY PROPOSAL (v4). IT MUST BE REVIEWED, FINALISED AND EXECUTED UNDER THE SUPERVISION OF A QUALIFIED SOUTH AFRICAN ATTORNEY AND COMPLIANCE OFFICER BEFORE IT CREATES ANY BINDING OBLIGATIONS.</w:t>
-      </w:r>
-    </w:p>
-    <w:p>
-      <w:pPr>
         <w:pBdr>
           <w:bottom w:val="single" w:sz="6" w:space="1" w:color="0A2A43"/>
         </w:pBdr>
@@ -211,7 +197,21 @@
           <w:color w:val="1A1A1A"/>
         </w:rPr>
         <w:tab/>
-        <w:t>The Company is a private company that operates the BitWealth LTH PVR bitcoin DCA investment management platform and renders Category II discretionary financial services as a Juristic Representative of Finova (Pty) Ltd (FSP No. 21095).</w:t>
+        <w:t xml:space="preserve">The Company is a private company that operates the BitWealth LTH PVR bitcoin DCA investment management platform and renders Category II discretionary financial services as a Juristic Representative of </w:t>
+      </w:r>
+      <w:proofErr w:type="spellStart"/>
+      <w:r>
+        <w:rPr>
+          <w:color w:val="1A1A1A"/>
+        </w:rPr>
+        <w:t>Finova</w:t>
+      </w:r>
+      <w:proofErr w:type="spellEnd"/>
+      <w:r>
+        <w:rPr>
+          <w:color w:val="1A1A1A"/>
+        </w:rPr>
+        <w:t xml:space="preserve"> (Pty) Ltd (FSP No. 21095).</w:t>
       </w:r>
     </w:p>
     <w:p>
@@ -379,7 +379,6 @@
           <w:b/>
           <w:color w:val="1A1A1A"/>
         </w:rPr>
-        <w:lastRenderedPageBreak/>
         <w:t>"Agreement"</w:t>
       </w:r>
       <w:r>
@@ -451,6 +450,7 @@
           <w:b/>
           <w:color w:val="1A1A1A"/>
         </w:rPr>
+        <w:lastRenderedPageBreak/>
         <w:t>"Bad Leaver"</w:t>
       </w:r>
       <w:r>
@@ -801,11 +801,19 @@
         </w:rPr>
         <w:tab/>
       </w:r>
-      <w:r>
-        <w:rPr>
-          <w:color w:val="1A1A1A"/>
-        </w:rPr>
-        <w:t>Finova (Pty) Ltd (FSP No. 21095);</w:t>
+      <w:proofErr w:type="spellStart"/>
+      <w:r>
+        <w:rPr>
+          <w:color w:val="1A1A1A"/>
+        </w:rPr>
+        <w:t>Finova</w:t>
+      </w:r>
+      <w:proofErr w:type="spellEnd"/>
+      <w:r>
+        <w:rPr>
+          <w:color w:val="1A1A1A"/>
+        </w:rPr>
+        <w:t xml:space="preserve"> (Pty) Ltd (FSP No. 21095);</w:t>
       </w:r>
     </w:p>
     <w:p>
@@ -913,7 +921,21 @@
         <w:rPr>
           <w:color w:val="1A1A1A"/>
         </w:rPr>
-        <w:t>all intellectual property in and to the BitWealth LTH PVR strategy, algorithm, software, platform, data, trade marks, branding and related materials;</w:t>
+        <w:t xml:space="preserve">all intellectual property in and to the BitWealth LTH PVR strategy, algorithm, software, platform, data, </w:t>
+      </w:r>
+      <w:proofErr w:type="spellStart"/>
+      <w:r>
+        <w:rPr>
+          <w:color w:val="1A1A1A"/>
+        </w:rPr>
+        <w:t>trade marks</w:t>
+      </w:r>
+      <w:proofErr w:type="spellEnd"/>
+      <w:r>
+        <w:rPr>
+          <w:color w:val="1A1A1A"/>
+        </w:rPr>
+        <w:t>, branding and related materials;</w:t>
       </w:r>
     </w:p>
     <w:p>
@@ -1089,7 +1111,23 @@
           <w:b/>
           <w:color w:val="1A1A1A"/>
         </w:rPr>
-        <w:t>"NewCo"</w:t>
+        <w:t>"</w:t>
+      </w:r>
+      <w:proofErr w:type="spellStart"/>
+      <w:r>
+        <w:rPr>
+          <w:b/>
+          <w:color w:val="1A1A1A"/>
+        </w:rPr>
+        <w:t>NewCo</w:t>
+      </w:r>
+      <w:proofErr w:type="spellEnd"/>
+      <w:r>
+        <w:rPr>
+          <w:b/>
+          <w:color w:val="1A1A1A"/>
+        </w:rPr>
+        <w:t>"</w:t>
       </w:r>
       <w:r>
         <w:rPr>
@@ -1280,7 +1318,6 @@
           <w:b/>
           <w:color w:val="1A1A1A"/>
         </w:rPr>
-        <w:lastRenderedPageBreak/>
         <w:t>"Simon"</w:t>
       </w:r>
       <w:r>
@@ -1363,6 +1400,7 @@
           <w:b/>
           <w:color w:val="1A1A1A"/>
         </w:rPr>
+        <w:lastRenderedPageBreak/>
         <w:t>"Transfer"</w:t>
       </w:r>
       <w:r>
@@ -1631,7 +1669,21 @@
         <w:rPr>
           <w:color w:val="1A1A1A"/>
         </w:rPr>
-        <w:t>This Agreement constitutes a genuine equity partnership between co-owners of the Company. Simon’s Founding Shares and Earn-In Shares are and remain Ordinary Shares carrying full ownership, voting and economic rights. They may NOT be reclassified, recharacterised, converted or expropriated without Simon’s prior written consent.</w:t>
+        <w:t xml:space="preserve">This Agreement constitutes a genuine equity partnership between co-owners of the Company. Simon’s Founding Shares and Earn-In Shares are and remain Ordinary Shares carrying full ownership, voting and economic rights. They may NOT be reclassified, </w:t>
+      </w:r>
+      <w:proofErr w:type="spellStart"/>
+      <w:r>
+        <w:rPr>
+          <w:color w:val="1A1A1A"/>
+        </w:rPr>
+        <w:t>recharacterised</w:t>
+      </w:r>
+      <w:proofErr w:type="spellEnd"/>
+      <w:r>
+        <w:rPr>
+          <w:color w:val="1A1A1A"/>
+        </w:rPr>
+        <w:t>, converted or expropriated without Simon’s prior written consent.</w:t>
       </w:r>
     </w:p>
     <w:p>
@@ -1765,7 +1817,6 @@
           <w:b/>
           <w:color w:val="1A1A1A"/>
         </w:rPr>
-        <w:lastRenderedPageBreak/>
         <w:t>3.3</w:t>
       </w:r>
       <w:r>
@@ -1793,6 +1844,7 @@
           <w:b/>
           <w:color w:val="1A1A1A"/>
         </w:rPr>
+        <w:lastRenderedPageBreak/>
         <w:t>3.4</w:t>
       </w:r>
       <w:r>
@@ -2330,7 +2382,6 @@
           <w:b/>
           <w:color w:val="1A1A1A"/>
         </w:rPr>
-        <w:lastRenderedPageBreak/>
         <w:t>4.2.4</w:t>
       </w:r>
       <w:r>
@@ -2358,6 +2409,7 @@
           <w:b/>
           <w:color w:val="1A1A1A"/>
         </w:rPr>
+        <w:lastRenderedPageBreak/>
         <w:t>4.3</w:t>
       </w:r>
       <w:r>
@@ -3032,7 +3084,21 @@
         <w:rPr>
           <w:color w:val="1A1A1A"/>
         </w:rPr>
-        <w:t>The transfer is effected by signed share transfer form, updating the Company’s share register and lodging the required CIPC forms. All costs, including STT payable under the STT Act, are borne by the Company.</w:t>
+        <w:t xml:space="preserve">The transfer is </w:t>
+      </w:r>
+      <w:proofErr w:type="gramStart"/>
+      <w:r>
+        <w:rPr>
+          <w:color w:val="1A1A1A"/>
+        </w:rPr>
+        <w:t>effected</w:t>
+      </w:r>
+      <w:proofErr w:type="gramEnd"/>
+      <w:r>
+        <w:rPr>
+          <w:color w:val="1A1A1A"/>
+        </w:rPr>
+        <w:t xml:space="preserve"> by signed share transfer form, updating the Company’s share register and lodging the required CIPC forms. All costs, including STT payable under the STT Act, are borne by the Company.</w:t>
       </w:r>
     </w:p>
     <w:p>
@@ -3420,14 +3486,7 @@
                 <w:color w:val="1A1A1A"/>
                 <w:sz w:val="20"/>
               </w:rPr>
-              <w:t xml:space="preserve"> </w:t>
-            </w:r>
-            <w:r>
-              <w:rPr>
-                <w:color w:val="1A1A1A"/>
-                <w:sz w:val="20"/>
-              </w:rPr>
-              <w:t>August</w:t>
+              <w:t xml:space="preserve"> August</w:t>
             </w:r>
             <w:r>
               <w:rPr>
@@ -3537,14 +3596,7 @@
                 <w:color w:val="1A1A1A"/>
                 <w:sz w:val="20"/>
               </w:rPr>
-              <w:t xml:space="preserve"> </w:t>
-            </w:r>
-            <w:r>
-              <w:rPr>
-                <w:color w:val="1A1A1A"/>
-                <w:sz w:val="20"/>
-              </w:rPr>
-              <w:t>August</w:t>
+              <w:t xml:space="preserve"> August</w:t>
             </w:r>
             <w:r>
               <w:rPr>
@@ -3726,7 +3778,21 @@
         <w:rPr>
           <w:color w:val="1A1A1A"/>
         </w:rPr>
-        <w:t>Once a Milestone is confirmed or deemed achieved, Davin shall effect the relevant share transfer within 5 Business Days in the same manner as clause 7.5.</w:t>
+        <w:t xml:space="preserve">Once a Milestone is confirmed or deemed achieved, Davin shall </w:t>
+      </w:r>
+      <w:proofErr w:type="gramStart"/>
+      <w:r>
+        <w:rPr>
+          <w:color w:val="1A1A1A"/>
+        </w:rPr>
+        <w:t>effect</w:t>
+      </w:r>
+      <w:proofErr w:type="gramEnd"/>
+      <w:r>
+        <w:rPr>
+          <w:color w:val="1A1A1A"/>
+        </w:rPr>
+        <w:t xml:space="preserve"> the relevant share transfer within 5 Business Days in the same manner as clause 7.5.</w:t>
       </w:r>
     </w:p>
     <w:p>
@@ -4865,7 +4931,21 @@
         <w:rPr>
           <w:color w:val="1A1A1A"/>
         </w:rPr>
-        <w:t>ANTI-RECLASSIFICATION. Neither Party’s shares may be reclassified, converted, recharacterised (including into any share-incentive or employee scheme), diluted, cancelled, repurchased or otherwise expropriated without that Party’s prior written consent. Any purported action in breach is void.</w:t>
+        <w:t xml:space="preserve">ANTI-RECLASSIFICATION. Neither Party’s shares may be reclassified, converted, </w:t>
+      </w:r>
+      <w:proofErr w:type="spellStart"/>
+      <w:r>
+        <w:rPr>
+          <w:color w:val="1A1A1A"/>
+        </w:rPr>
+        <w:t>recharacterised</w:t>
+      </w:r>
+      <w:proofErr w:type="spellEnd"/>
+      <w:r>
+        <w:rPr>
+          <w:color w:val="1A1A1A"/>
+        </w:rPr>
+        <w:t xml:space="preserve"> (including into any share-incentive or employee scheme), diluted, cancelled, repurchased or otherwise expropriated without that Party’s prior written consent. Any purported action in breach is void.</w:t>
       </w:r>
     </w:p>
     <w:p>
@@ -5238,7 +5318,21 @@
         <w:rPr>
           <w:color w:val="1A1A1A"/>
         </w:rPr>
-        <w:t>separable from the core AUM business shall be developed in a NewCo with a fresh shareholding structure.</w:t>
+        <w:t xml:space="preserve">separable from the core AUM business shall be developed in a </w:t>
+      </w:r>
+      <w:proofErr w:type="spellStart"/>
+      <w:r>
+        <w:rPr>
+          <w:color w:val="1A1A1A"/>
+        </w:rPr>
+        <w:t>NewCo</w:t>
+      </w:r>
+      <w:proofErr w:type="spellEnd"/>
+      <w:r>
+        <w:rPr>
+          <w:color w:val="1A1A1A"/>
+        </w:rPr>
+        <w:t xml:space="preserve"> with a fresh shareholding structure.</w:t>
       </w:r>
     </w:p>
     <w:p>
@@ -5283,8 +5377,16 @@
         <w:rPr>
           <w:color w:val="1A1A1A"/>
         </w:rPr>
-        <w:t>in each NewCo</w:t>
-      </w:r>
+        <w:t xml:space="preserve">in each </w:t>
+      </w:r>
+      <w:proofErr w:type="spellStart"/>
+      <w:r>
+        <w:rPr>
+          <w:color w:val="1A1A1A"/>
+        </w:rPr>
+        <w:t>NewCo</w:t>
+      </w:r>
+      <w:proofErr w:type="spellEnd"/>
       <w:r>
         <w:rPr>
           <w:color w:val="1A1A1A"/>
@@ -5322,7 +5424,21 @@
         <w:rPr>
           <w:color w:val="1A1A1A"/>
         </w:rPr>
-        <w:t>WHO DECIDES. The Board (with Davin’s control vote) decides whether a new idea is pursued inside BitWealth or via a NewCo.</w:t>
+        <w:t xml:space="preserve">WHO DECIDES. The Board (with Davin’s control vote) decides whether a new idea is pursued inside BitWealth or via a </w:t>
+      </w:r>
+      <w:proofErr w:type="spellStart"/>
+      <w:r>
+        <w:rPr>
+          <w:color w:val="1A1A1A"/>
+        </w:rPr>
+        <w:t>NewCo</w:t>
+      </w:r>
+      <w:proofErr w:type="spellEnd"/>
+      <w:r>
+        <w:rPr>
+          <w:color w:val="1A1A1A"/>
+        </w:rPr>
+        <w:t>.</w:t>
       </w:r>
     </w:p>
     <w:p>
@@ -5596,7 +5712,35 @@
         <w:rPr>
           <w:color w:val="1A1A1A"/>
         </w:rPr>
-        <w:t>IP IN NEW STREAMS. All IP created in connection with any new revenue stream or NewCo vests in the Company (or NewCo), not in Simon</w:t>
+        <w:t xml:space="preserve">IP IN NEW STREAMS. All IP created in connection with any new revenue stream or </w:t>
+      </w:r>
+      <w:proofErr w:type="spellStart"/>
+      <w:r>
+        <w:rPr>
+          <w:color w:val="1A1A1A"/>
+        </w:rPr>
+        <w:t>NewCo</w:t>
+      </w:r>
+      <w:proofErr w:type="spellEnd"/>
+      <w:r>
+        <w:rPr>
+          <w:color w:val="1A1A1A"/>
+        </w:rPr>
+        <w:t xml:space="preserve"> vests in the Company (or </w:t>
+      </w:r>
+      <w:proofErr w:type="spellStart"/>
+      <w:r>
+        <w:rPr>
+          <w:color w:val="1A1A1A"/>
+        </w:rPr>
+        <w:t>NewCo</w:t>
+      </w:r>
+      <w:proofErr w:type="spellEnd"/>
+      <w:r>
+        <w:rPr>
+          <w:color w:val="1A1A1A"/>
+        </w:rPr>
+        <w:t>), not in Simon</w:t>
       </w:r>
       <w:r>
         <w:rPr>
@@ -5671,7 +5815,21 @@
         <w:rPr>
           <w:color w:val="1A1A1A"/>
         </w:rPr>
-        <w:t>All IP (including the LTH PVR strategy, algorithm, source code, platform, data, trade marks and branding) is and remains the sole property of the Company. No right to use the IP is granted to any Party personally.</w:t>
+        <w:t xml:space="preserve">All IP (including the LTH PVR strategy, algorithm, source code, platform, data, </w:t>
+      </w:r>
+      <w:proofErr w:type="spellStart"/>
+      <w:r>
+        <w:rPr>
+          <w:color w:val="1A1A1A"/>
+        </w:rPr>
+        <w:t>trade marks</w:t>
+      </w:r>
+      <w:proofErr w:type="spellEnd"/>
+      <w:r>
+        <w:rPr>
+          <w:color w:val="1A1A1A"/>
+        </w:rPr>
+        <w:t xml:space="preserve"> and branding) is and remains the sole property of the Company. No right to use the IP is granted to any Party personally.</w:t>
       </w:r>
     </w:p>
     <w:p>
@@ -6260,7 +6418,21 @@
         <w:rPr>
           <w:color w:val="1A1A1A"/>
         </w:rPr>
-        <w:t xml:space="preserve">The Company renders financial services as a Juristic Representative of Finova (Pty) Ltd (FSP No. 21095) under the FAIS Act. </w:t>
+        <w:t xml:space="preserve">The Company renders financial services as a Juristic Representative of </w:t>
+      </w:r>
+      <w:proofErr w:type="spellStart"/>
+      <w:r>
+        <w:rPr>
+          <w:color w:val="1A1A1A"/>
+        </w:rPr>
+        <w:t>Finova</w:t>
+      </w:r>
+      <w:proofErr w:type="spellEnd"/>
+      <w:r>
+        <w:rPr>
+          <w:color w:val="1A1A1A"/>
+        </w:rPr>
+        <w:t xml:space="preserve"> (Pty) Ltd (FSP No. 21095) under the FAIS Act. </w:t>
       </w:r>
       <w:r>
         <w:rPr>
@@ -6300,7 +6472,21 @@
         <w:rPr>
           <w:color w:val="1A1A1A"/>
         </w:rPr>
-        <w:t>FEE TRANSPARENCY. The Company shall share a full fee/profitability model with Simon showing net economics after the Finova revenue share (20% of performance fees + 50% of platform fees + 50% of management fees</w:t>
+        <w:t xml:space="preserve">FEE TRANSPARENCY. The Company shall share a full fee/profitability model with Simon showing net economics after the </w:t>
+      </w:r>
+      <w:proofErr w:type="spellStart"/>
+      <w:r>
+        <w:rPr>
+          <w:color w:val="1A1A1A"/>
+        </w:rPr>
+        <w:t>Finova</w:t>
+      </w:r>
+      <w:proofErr w:type="spellEnd"/>
+      <w:r>
+        <w:rPr>
+          <w:color w:val="1A1A1A"/>
+        </w:rPr>
+        <w:t xml:space="preserve"> revenue share (20% of performance fees + 50% of platform fees + 50% of management fees</w:t>
       </w:r>
       <w:r>
         <w:rPr>
@@ -6621,7 +6807,21 @@
         <w:rPr>
           <w:color w:val="1A1A1A"/>
         </w:rPr>
-        <w:t>DOMICILIA. The Parties choose the following as their domicilia for notices:</w:t>
+        <w:t xml:space="preserve">DOMICILIA. The Parties choose the following as their </w:t>
+      </w:r>
+      <w:proofErr w:type="spellStart"/>
+      <w:r>
+        <w:rPr>
+          <w:color w:val="1A1A1A"/>
+        </w:rPr>
+        <w:t>domicilia</w:t>
+      </w:r>
+      <w:proofErr w:type="spellEnd"/>
+      <w:r>
+        <w:rPr>
+          <w:color w:val="1A1A1A"/>
+        </w:rPr>
+        <w:t xml:space="preserve"> for notices:</w:t>
       </w:r>
     </w:p>
     <w:p>
@@ -6640,7 +6840,21 @@
         <w:rPr>
           <w:color w:val="1A1A1A"/>
         </w:rPr>
-        <w:t>89 Bloekom Curve, Terenure ext. 16, Kempton Park, 1619</w:t>
+        <w:t xml:space="preserve">89 </w:t>
+      </w:r>
+      <w:proofErr w:type="spellStart"/>
+      <w:r>
+        <w:rPr>
+          <w:color w:val="1A1A1A"/>
+        </w:rPr>
+        <w:t>Bloekom</w:t>
+      </w:r>
+      <w:proofErr w:type="spellEnd"/>
+      <w:r>
+        <w:rPr>
+          <w:color w:val="1A1A1A"/>
+        </w:rPr>
+        <w:t xml:space="preserve"> Curve, Terenure ext. 16, Kempton Park, 1619</w:t>
       </w:r>
       <w:r>
         <w:rPr>
@@ -6698,7 +6912,21 @@
         <w:rPr>
           <w:color w:val="1A1A1A"/>
         </w:rPr>
-        <w:t>Company: 89 Bloekom Curve, Terenure ext. 16, Kempton Park, 1619 | Email: info@bitwealth.co.za</w:t>
+        <w:t xml:space="preserve">Company: 89 </w:t>
+      </w:r>
+      <w:proofErr w:type="spellStart"/>
+      <w:r>
+        <w:rPr>
+          <w:color w:val="1A1A1A"/>
+        </w:rPr>
+        <w:t>Bloekom</w:t>
+      </w:r>
+      <w:proofErr w:type="spellEnd"/>
+      <w:r>
+        <w:rPr>
+          <w:color w:val="1A1A1A"/>
+        </w:rPr>
+        <w:t xml:space="preserve"> Curve, Terenure ext. 16, Kempton Park, 1619 | Email: info@bitwealth.co.za</w:t>
       </w:r>
     </w:p>
     <w:p>
@@ -7009,25 +7237,7 @@
         <w:rPr>
           <w:color w:val="1A1A1A"/>
         </w:rPr>
-        <w:t>N</w:t>
-      </w:r>
-      <w:r>
-        <w:rPr>
-          <w:color w:val="1A1A1A"/>
-        </w:rPr>
-        <w:t>on-</w:t>
-      </w:r>
-      <w:r>
-        <w:rPr>
-          <w:color w:val="1A1A1A"/>
-        </w:rPr>
-        <w:t>E</w:t>
-      </w:r>
-      <w:r>
-        <w:rPr>
-          <w:color w:val="1A1A1A"/>
-        </w:rPr>
-        <w:t>xecutive Director of Business Development</w:t>
+        <w:t>Non-Executive Director of Business Development</w:t>
       </w:r>
     </w:p>
     <w:p>
@@ -7058,7 +7268,23 @@
           <w:color w:val="1A1A1A"/>
           <w:highlight w:val="yellow"/>
         </w:rPr>
-        <w:t>[simon's email to insert]</w:t>
+        <w:t>[</w:t>
+      </w:r>
+      <w:proofErr w:type="spellStart"/>
+      <w:r>
+        <w:rPr>
+          <w:color w:val="1A1A1A"/>
+          <w:highlight w:val="yellow"/>
+        </w:rPr>
+        <w:t>simon's</w:t>
+      </w:r>
+      <w:proofErr w:type="spellEnd"/>
+      <w:r>
+        <w:rPr>
+          <w:color w:val="1A1A1A"/>
+          <w:highlight w:val="yellow"/>
+        </w:rPr>
+        <w:t xml:space="preserve"> email to insert]</w:t>
       </w:r>
     </w:p>
     <w:p>
@@ -8822,6 +9048,7 @@
             <w:pPr>
               <w:jc w:val="center"/>
             </w:pPr>
+            <w:proofErr w:type="spellStart"/>
             <w:r>
               <w:rPr>
                 <w:b/>
@@ -8830,6 +9057,7 @@
               </w:rPr>
               <w:t>AUM@Deadline</w:t>
             </w:r>
+            <w:proofErr w:type="spellEnd"/>
           </w:p>
         </w:tc>
         <w:tc>
@@ -9697,7 +9925,7 @@
 </file>
 
 <file path=word/numbering.xml><?xml version="1.0" encoding="utf-8"?>
-<w:numbering xmlns:wpc="http://schemas.microsoft.com/office/word/2010/wordprocessingCanvas" xmlns:cx="http://schemas.microsoft.com/office/drawing/2014/chartex" xmlns:cx1="http://schemas.microsoft.com/office/drawing/2015/9/8/chartex" xmlns:cx2="http://schemas.microsoft.com/office/drawing/2015/10/21/chartex" xmlns:cx3="http://schemas.microsoft.com/office/drawing/2016/5/9/chartex" xmlns:cx4="http://schemas.microsoft.com/office/drawing/2016/5/10/chartex" xmlns:cx5="http://schemas.microsoft.com/office/drawing/2016/5/11/chartex" xmlns:cx6="http://schemas.microsoft.com/office/drawing/2016/5/12/chartex" xmlns:cx7="http://schemas.microsoft.com/office/drawing/2016/5/13/chartex" xmlns:cx8="http://schemas.microsoft.com/office/drawing/2016/5/14/chartex" xmlns:mc="http://schemas.openxmlformats.org/markup-compatibility/2006" xmlns:aink="http://schemas.microsoft.com/office/drawing/2016/ink" xmlns:am3d="http://schemas.microsoft.com/office/drawing/2017/model3d" xmlns:o="urn:schemas-microsoft-com:office:office" xmlns:oel="http://schemas.microsoft.com/office/2019/extlst" xmlns:r="http://schemas.openxmlformats.org/officeDocument/2006/relationships" xmlns:m="http://schemas.openxmlformats.org/officeDocument/2006/math" xmlns:v="urn:schemas-microsoft-com:vml" xmlns:wp14="http://schemas.microsoft.com/office/word/2010/wordprocessingDrawing" xmlns:wp="http://schemas.openxmlformats.org/drawingml/2006/wordprocessingDrawing" xmlns:w10="urn:schemas-microsoft-com:office:word" xmlns:w="http://schemas.openxmlformats.org/wordprocessingml/2006/main" xmlns:w14="http://schemas.microsoft.com/office/word/2010/wordml" xmlns:w15="http://schemas.microsoft.com/office/word/2012/wordml" xmlns:w16cex="http://schemas.microsoft.com/office/word/2018/wordml/cex" xmlns:w16cid="http://schemas.microsoft.com/office/word/2016/wordml/cid" xmlns:w16="http://schemas.microsoft.com/office/word/2018/wordml" xmlns:w16du="http://schemas.microsoft.com/office/word/2023/wordml/word16du" xmlns:w16sdtdh="http://schemas.microsoft.com/office/word/2020/wordml/sdtdatahash" xmlns:w16sdtfl="http://schemas.microsoft.com/office/word/2024/wordml/sdtformatlock" xmlns:w16se="http://schemas.microsoft.com/office/word/2015/wordml/symex" xmlns:wpg="http://schemas.microsoft.com/office/word/2010/wordprocessingGroup" xmlns:wpi="http://schemas.microsoft.com/office/word/2010/wordprocessingInk" xmlns:wne="http://schemas.microsoft.com/office/word/2006/wordml" xmlns:wps="http://schemas.microsoft.com/office/word/2010/wordprocessingShape" mc:Ignorable="w14 w15 w16se w16cid w16 w16cex w16sdtdh w16sdtfl w16du wp14">
+<w:numbering xmlns:wpc="http://schemas.microsoft.com/office/word/2010/wordprocessingCanvas" xmlns:cx="http://schemas.microsoft.com/office/drawing/2014/chartex" xmlns:cx1="http://schemas.microsoft.com/office/drawing/2015/9/8/chartex" xmlns:cx2="http://schemas.microsoft.com/office/drawing/2015/10/21/chartex" xmlns:cx3="http://schemas.microsoft.com/office/drawing/2016/5/9/chartex" xmlns:cx4="http://schemas.microsoft.com/office/drawing/2016/5/10/chartex" xmlns:cx5="http://schemas.microsoft.com/office/drawing/2016/5/11/chartex" xmlns:cx6="http://schemas.microsoft.com/office/drawing/2016/5/12/chartex" xmlns:cx7="http://schemas.microsoft.com/office/drawing/2016/5/13/chartex" xmlns:cx8="http://schemas.microsoft.com/office/drawing/2016/5/14/chartex" xmlns:mc="http://schemas.openxmlformats.org/markup-compatibility/2006" xmlns:aink="http://schemas.microsoft.com/office/drawing/2016/ink" xmlns:am3d="http://schemas.microsoft.com/office/drawing/2017/model3d" xmlns:o="urn:schemas-microsoft-com:office:office" xmlns:oel="http://schemas.microsoft.com/office/2019/extlst" xmlns:r="http://schemas.openxmlformats.org/officeDocument/2006/relationships" xmlns:m="http://schemas.openxmlformats.org/officeDocument/2006/math" xmlns:v="urn:schemas-microsoft-com:vml" xmlns:wp14="http://schemas.microsoft.com/office/word/2010/wordprocessingDrawing" xmlns:wp="http://schemas.openxmlformats.org/drawingml/2006/wordprocessingDrawing" xmlns:w10="urn:schemas-microsoft-com:office:word" xmlns:w="http://schemas.openxmlformats.org/wordprocessingml/2006/main" xmlns:w14="http://schemas.microsoft.com/office/word/2010/wordml" xmlns:w15="http://schemas.microsoft.com/office/word/2012/wordml" xmlns:w16cei="http://schemas.microsoft.com/office/word/2026/wordml/cei" xmlns:w16cex="http://schemas.microsoft.com/office/word/2018/wordml/cex" xmlns:w16cid="http://schemas.microsoft.com/office/word/2016/wordml/cid" xmlns:w16="http://schemas.microsoft.com/office/word/2018/wordml" xmlns:w16du="http://schemas.microsoft.com/office/word/2023/wordml/word16du" xmlns:w16sdtdh="http://schemas.microsoft.com/office/word/2020/wordml/sdtdatahash" xmlns:w16sdtfl="http://schemas.microsoft.com/office/word/2024/wordml/sdtformatlock" xmlns:w16se="http://schemas.microsoft.com/office/word/2015/wordml/symex" xmlns:wpg="http://schemas.microsoft.com/office/word/2010/wordprocessingGroup" xmlns:wpi="http://schemas.microsoft.com/office/word/2010/wordprocessingInk" xmlns:wne="http://schemas.microsoft.com/office/word/2006/wordml" xmlns:wps="http://schemas.microsoft.com/office/word/2010/wordprocessingShape" mc:Ignorable="w14 w15 w16se w16cid w16 w16cex w16sdtdh w16sdtfl w16du wp14">
   <w:abstractNum w:abstractNumId="0" w15:restartNumberingAfterBreak="0">
     <w:nsid w:val="FFFFFF7C"/>
     <w:multiLevelType w:val="singleLevel"/>
@@ -10291,6 +10519,7 @@
     <w:rsid w:val="00FC693F"/>
     <w:rPr>
       <w:rFonts w:ascii="Calibri" w:hAnsi="Calibri"/>
+      <w:lang w:val="en-ZA"/>
     </w:rPr>
   </w:style>
   <w:style w:type="paragraph" w:styleId="Heading1">
